--- a/Collatio/15/1. Textos/2. Limpios/15-D.docx
+++ b/Collatio/15/1. Textos/2. Limpios/15-D.docx
@@ -1,34 +1,25 @@
 
 <file path=word/document.xml><?xml version="1.0" encoding="utf-8"?>
-<w:document xmlns:wpc="http://schemas.microsoft.com/office/word/2010/wordprocessingCanvas" xmlns:cx="http://schemas.microsoft.com/office/drawing/2014/chartex" xmlns:cx1="http://schemas.microsoft.com/office/drawing/2015/9/8/chartex" xmlns:cx2="http://schemas.microsoft.com/office/drawing/2015/10/21/chartex" xmlns:cx3="http://schemas.microsoft.com/office/drawing/2016/5/9/chartex" xmlns:cx4="http://schemas.microsoft.com/office/drawing/2016/5/10/chartex" xmlns:cx5="http://schemas.microsoft.com/office/drawing/2016/5/11/chartex" xmlns:cx6="http://schemas.microsoft.com/office/drawing/2016/5/12/chartex" xmlns:cx7="http://schemas.microsoft.com/office/drawing/2016/5/13/chartex" xmlns:cx8="http://schemas.microsoft.com/office/drawing/2016/5/14/chartex" xmlns:mc="http://schemas.openxmlformats.org/markup-compatibility/2006" xmlns:aink="http://schemas.microsoft.com/office/drawing/2016/ink" xmlns:am3d="http://schemas.microsoft.com/office/drawing/2017/model3d" xmlns:o="urn:schemas-microsoft-com:office:office" xmlns:oel="http://schemas.microsoft.com/office/2019/extlst" xmlns:r="http://schemas.openxmlformats.org/officeDocument/2006/relationships" xmlns:m="http://schemas.openxmlformats.org/officeDocument/2006/math" xmlns:v="urn:schemas-microsoft-com:vml" xmlns:wp14="http://schemas.microsoft.com/office/word/2010/wordprocessingDrawing" xmlns:wp="http://schemas.openxmlformats.org/drawingml/2006/wordprocessingDrawing" xmlns:w10="urn:schemas-microsoft-com:office:word" xmlns:w="http://schemas.openxmlformats.org/wordprocessingml/2006/main" xmlns:w14="http://schemas.microsoft.com/office/word/2010/wordml" xmlns:w15="http://schemas.microsoft.com/office/word/2012/wordml" xmlns:w16cex="http://schemas.microsoft.com/office/word/2018/wordml/cex" xmlns:w16cid="http://schemas.microsoft.com/office/word/2016/wordml/cid" xmlns:w16="http://schemas.microsoft.com/office/word/2018/wordml" xmlns:w16sdtdh="http://schemas.microsoft.com/office/word/2020/wordml/sdtdatahash" xmlns:w16se="http://schemas.microsoft.com/office/word/2015/wordml/symex" xmlns:wpg="http://schemas.microsoft.com/office/word/2010/wordprocessingGroup" xmlns:wpi="http://schemas.microsoft.com/office/word/2010/wordprocessingInk" xmlns:wne="http://schemas.microsoft.com/office/word/2006/wordml" xmlns:wps="http://schemas.microsoft.com/office/word/2010/wordprocessingShape" mc:Ignorable="w14 w15 w16se w16cid w16 w16cex w16sdtdh wp14">
+<w:document xmlns:wpc="http://schemas.microsoft.com/office/word/2010/wordprocessingCanvas" xmlns:cx="http://schemas.microsoft.com/office/drawing/2014/chartex" xmlns:cx1="http://schemas.microsoft.com/office/drawing/2015/9/8/chartex" xmlns:cx2="http://schemas.microsoft.com/office/drawing/2015/10/21/chartex" xmlns:cx3="http://schemas.microsoft.com/office/drawing/2016/5/9/chartex" xmlns:cx4="http://schemas.microsoft.com/office/drawing/2016/5/10/chartex" xmlns:cx5="http://schemas.microsoft.com/office/drawing/2016/5/11/chartex" xmlns:cx6="http://schemas.microsoft.com/office/drawing/2016/5/12/chartex" xmlns:cx7="http://schemas.microsoft.com/office/drawing/2016/5/13/chartex" xmlns:cx8="http://schemas.microsoft.com/office/drawing/2016/5/14/chartex" xmlns:mc="http://schemas.openxmlformats.org/markup-compatibility/2006" xmlns:aink="http://schemas.microsoft.com/office/drawing/2016/ink" xmlns:am3d="http://schemas.microsoft.com/office/drawing/2017/model3d" xmlns:o="urn:schemas-microsoft-com:office:office" xmlns:oel="http://schemas.microsoft.com/office/2019/extlst" xmlns:r="http://schemas.openxmlformats.org/officeDocument/2006/relationships" xmlns:m="http://schemas.openxmlformats.org/officeDocument/2006/math" xmlns:v="urn:schemas-microsoft-com:vml" xmlns:wp14="http://schemas.microsoft.com/office/word/2010/wordprocessingDrawing" xmlns:wp="http://schemas.openxmlformats.org/drawingml/2006/wordprocessingDrawing" xmlns:w10="urn:schemas-microsoft-com:office:word" xmlns:w="http://schemas.openxmlformats.org/wordprocessingml/2006/main" xmlns:w14="http://schemas.microsoft.com/office/word/2010/wordml" xmlns:w15="http://schemas.microsoft.com/office/word/2012/wordml" xmlns:w16cex="http://schemas.microsoft.com/office/word/2018/wordml/cex" xmlns:w16cid="http://schemas.microsoft.com/office/word/2016/wordml/cid" xmlns:w16="http://schemas.microsoft.com/office/word/2018/wordml" xmlns:w16du="http://schemas.microsoft.com/office/word/2023/wordml/word16du" xmlns:w16sdtdh="http://schemas.microsoft.com/office/word/2020/wordml/sdtdatahash" xmlns:w16sdtfl="http://schemas.microsoft.com/office/word/2024/wordml/sdtformatlock" xmlns:w16se="http://schemas.microsoft.com/office/word/2015/wordml/symex" xmlns:wpg="http://schemas.microsoft.com/office/word/2010/wordprocessingGroup" xmlns:wpi="http://schemas.microsoft.com/office/word/2010/wordprocessingInk" xmlns:wne="http://schemas.microsoft.com/office/word/2006/wordml" xmlns:wps="http://schemas.microsoft.com/office/word/2010/wordprocessingShape" mc:Ignorable="w14 w15 w16se w16cid w16 w16cex w16sdtdh w16sdtfl w16du wp14">
   <w:body>
     <w:p>
       <w:pPr>
         <w:rPr>
-          <w:rFonts w:ascii="Garamond" w:hAnsi="Garamond"/>
+          <w:rFonts w:ascii="Brill" w:hAnsi="Brill"/>
           <w:lang w:val="es-ES"/>
         </w:rPr>
       </w:pPr>
-      <w:proofErr w:type="spellStart"/>
-      <w:r>
-        <w:rPr>
-          <w:rFonts w:ascii="Garamond" w:hAnsi="Garamond"/>
-          <w:lang w:val="es-ES"/>
-        </w:rPr>
-        <w:t>Dixo</w:t>
-      </w:r>
-      <w:proofErr w:type="spellEnd"/>
-      <w:r>
-        <w:rPr>
-          <w:rFonts w:ascii="Garamond" w:hAnsi="Garamond"/>
-          <w:lang w:val="es-ES"/>
-        </w:rPr>
-        <w:t xml:space="preserve"> el </w:t>
-      </w:r>
-      <w:proofErr w:type="spellStart"/>
-      <w:r>
-        <w:rPr>
-          <w:rFonts w:ascii="Garamond" w:hAnsi="Garamond"/>
+      <w:r>
+        <w:rPr>
+          <w:rFonts w:ascii="Brill" w:hAnsi="Brill"/>
+          <w:lang w:val="es-ES"/>
+        </w:rPr>
+        <w:t xml:space="preserve">Dixo el </w:t>
+      </w:r>
+      <w:proofErr w:type="spellStart"/>
+      <w:r>
+        <w:rPr>
+          <w:rFonts w:ascii="Brill" w:hAnsi="Brill"/>
           <w:lang w:val="es-ES"/>
         </w:rPr>
         <w:t>diciplo</w:t>
@@ -36,7 +27,7 @@
       <w:proofErr w:type="spellEnd"/>
       <w:r>
         <w:rPr>
-          <w:rFonts w:ascii="Garamond" w:hAnsi="Garamond"/>
+          <w:rFonts w:ascii="Brill" w:hAnsi="Brill"/>
           <w:lang w:val="es-ES"/>
         </w:rPr>
         <w:t xml:space="preserve"> maestro pues dime </w:t>
@@ -44,7 +35,7 @@
       <w:proofErr w:type="spellStart"/>
       <w:r>
         <w:rPr>
-          <w:rFonts w:ascii="Garamond" w:hAnsi="Garamond"/>
+          <w:rFonts w:ascii="Brill" w:hAnsi="Brill"/>
           <w:lang w:val="es-ES"/>
         </w:rPr>
         <w:t>por que</w:t>
@@ -52,7 +43,7 @@
       <w:proofErr w:type="spellEnd"/>
       <w:r>
         <w:rPr>
-          <w:rFonts w:ascii="Garamond" w:hAnsi="Garamond"/>
+          <w:rFonts w:ascii="Brill" w:hAnsi="Brill"/>
           <w:lang w:val="es-ES"/>
         </w:rPr>
         <w:t xml:space="preserve"> </w:t>
@@ -60,7 +51,7 @@
       <w:proofErr w:type="spellStart"/>
       <w:r>
         <w:rPr>
-          <w:rFonts w:ascii="Garamond" w:hAnsi="Garamond"/>
+          <w:rFonts w:ascii="Brill" w:hAnsi="Brill"/>
           <w:lang w:val="es-ES"/>
         </w:rPr>
         <w:t>razon</w:t>
@@ -68,14 +59,14 @@
       <w:proofErr w:type="spellEnd"/>
       <w:r>
         <w:rPr>
-          <w:rFonts w:ascii="Garamond" w:hAnsi="Garamond"/>
+          <w:rFonts w:ascii="Brill" w:hAnsi="Brill"/>
           <w:lang w:val="es-ES"/>
         </w:rPr>
         <w:t xml:space="preserve"> fue el nuestro señor a los infiernos </w:t>
       </w:r>
       <w:r>
         <w:rPr>
-          <w:rFonts w:ascii="Garamond" w:hAnsi="Garamond"/>
+          <w:rFonts w:ascii="Brill" w:hAnsi="Brill"/>
           <w:noProof/>
           <w:lang w:val="es-ES"/>
         </w:rPr>
@@ -83,7 +74,7 @@
       </w:r>
       <w:r>
         <w:rPr>
-          <w:rFonts w:ascii="Garamond" w:hAnsi="Garamond"/>
+          <w:rFonts w:ascii="Brill" w:hAnsi="Brill"/>
           <w:lang w:val="es-ES"/>
         </w:rPr>
         <w:t xml:space="preserve"> que tomo muerte en la cruz </w:t>
@@ -91,7 +82,7 @@
       <w:proofErr w:type="spellStart"/>
       <w:r>
         <w:rPr>
-          <w:rFonts w:ascii="Garamond" w:hAnsi="Garamond"/>
+          <w:rFonts w:ascii="Brill" w:hAnsi="Brill"/>
           <w:lang w:val="es-ES"/>
         </w:rPr>
         <w:t>respondio</w:t>
@@ -99,31 +90,15 @@
       <w:proofErr w:type="spellEnd"/>
       <w:r>
         <w:rPr>
-          <w:rFonts w:ascii="Garamond" w:hAnsi="Garamond"/>
-          <w:lang w:val="es-ES"/>
-        </w:rPr>
-        <w:t xml:space="preserve"> el maestro e </w:t>
-      </w:r>
-      <w:proofErr w:type="spellStart"/>
-      <w:r>
-        <w:rPr>
-          <w:rFonts w:ascii="Garamond" w:hAnsi="Garamond"/>
-          <w:lang w:val="es-ES"/>
-        </w:rPr>
-        <w:t>dixo</w:t>
-      </w:r>
-      <w:proofErr w:type="spellEnd"/>
-      <w:r>
-        <w:rPr>
-          <w:rFonts w:ascii="Garamond" w:hAnsi="Garamond"/>
-          <w:lang w:val="es-ES"/>
-        </w:rPr>
-        <w:t xml:space="preserve"> sepas que desde que fue el pecado de Adam fasta en aquella ora </w:t>
-      </w:r>
-      <w:proofErr w:type="spellStart"/>
-      <w:r>
-        <w:rPr>
-          <w:rFonts w:ascii="Garamond" w:hAnsi="Garamond"/>
+          <w:rFonts w:ascii="Brill" w:hAnsi="Brill"/>
+          <w:lang w:val="es-ES"/>
+        </w:rPr>
+        <w:t xml:space="preserve"> el maestro e dixo sepas que desde que fue el pecado de Adam fasta en aquella ora </w:t>
+      </w:r>
+      <w:proofErr w:type="spellStart"/>
+      <w:r>
+        <w:rPr>
+          <w:rFonts w:ascii="Brill" w:hAnsi="Brill"/>
           <w:lang w:val="es-ES"/>
         </w:rPr>
         <w:t>asi</w:t>
@@ -131,7 +106,7 @@
       <w:proofErr w:type="spellEnd"/>
       <w:r>
         <w:rPr>
-          <w:rFonts w:ascii="Garamond" w:hAnsi="Garamond"/>
+          <w:rFonts w:ascii="Brill" w:hAnsi="Brill"/>
           <w:lang w:val="es-ES"/>
         </w:rPr>
         <w:t xml:space="preserve"> era </w:t>
@@ -139,7 +114,7 @@
       <w:proofErr w:type="spellStart"/>
       <w:r>
         <w:rPr>
-          <w:rFonts w:ascii="Garamond" w:hAnsi="Garamond"/>
+          <w:rFonts w:ascii="Brill" w:hAnsi="Brill"/>
           <w:lang w:val="es-ES"/>
         </w:rPr>
         <w:t>acostunbrado</w:t>
@@ -147,7 +122,7 @@
       <w:proofErr w:type="spellEnd"/>
       <w:r>
         <w:rPr>
-          <w:rFonts w:ascii="Garamond" w:hAnsi="Garamond"/>
+          <w:rFonts w:ascii="Brill" w:hAnsi="Brill"/>
           <w:lang w:val="es-ES"/>
         </w:rPr>
         <w:t xml:space="preserve"> que todos </w:t>
@@ -155,7 +130,7 @@
       <w:proofErr w:type="spellStart"/>
       <w:r>
         <w:rPr>
-          <w:rFonts w:ascii="Garamond" w:hAnsi="Garamond"/>
+          <w:rFonts w:ascii="Brill" w:hAnsi="Brill"/>
           <w:lang w:val="es-ES"/>
         </w:rPr>
         <w:t>ivan</w:t>
@@ -163,7 +138,7 @@
       <w:proofErr w:type="spellEnd"/>
       <w:r>
         <w:rPr>
-          <w:rFonts w:ascii="Garamond" w:hAnsi="Garamond"/>
+          <w:rFonts w:ascii="Brill" w:hAnsi="Brill"/>
           <w:lang w:val="es-ES"/>
         </w:rPr>
         <w:t xml:space="preserve"> al infierno tan bien justos como pecadores salvo ende que non </w:t>
@@ -171,7 +146,7 @@
       <w:proofErr w:type="spellStart"/>
       <w:r>
         <w:rPr>
-          <w:rFonts w:ascii="Garamond" w:hAnsi="Garamond"/>
+          <w:rFonts w:ascii="Brill" w:hAnsi="Brill"/>
           <w:lang w:val="es-ES"/>
         </w:rPr>
         <w:t>avian</w:t>
@@ -179,7 +154,7 @@
       <w:proofErr w:type="spellEnd"/>
       <w:r>
         <w:rPr>
-          <w:rFonts w:ascii="Garamond" w:hAnsi="Garamond"/>
+          <w:rFonts w:ascii="Brill" w:hAnsi="Brill"/>
           <w:lang w:val="es-ES"/>
         </w:rPr>
         <w:t xml:space="preserve"> todos una pena ca los justos </w:t>
@@ -187,7 +162,7 @@
       <w:proofErr w:type="spellStart"/>
       <w:r>
         <w:rPr>
-          <w:rFonts w:ascii="Garamond" w:hAnsi="Garamond"/>
+          <w:rFonts w:ascii="Brill" w:hAnsi="Brill"/>
           <w:lang w:val="es-ES"/>
         </w:rPr>
         <w:t>ivan</w:t>
@@ -195,7 +170,7 @@
       <w:proofErr w:type="spellEnd"/>
       <w:r>
         <w:rPr>
-          <w:rFonts w:ascii="Garamond" w:hAnsi="Garamond"/>
+          <w:rFonts w:ascii="Brill" w:hAnsi="Brill"/>
           <w:lang w:val="es-ES"/>
         </w:rPr>
         <w:t xml:space="preserve"> a un lugar que era </w:t>
@@ -203,7 +178,7 @@
       <w:proofErr w:type="spellStart"/>
       <w:r>
         <w:rPr>
-          <w:rFonts w:ascii="Garamond" w:hAnsi="Garamond"/>
+          <w:rFonts w:ascii="Brill" w:hAnsi="Brill"/>
           <w:lang w:val="es-ES"/>
         </w:rPr>
         <w:t>tiniebra</w:t>
@@ -211,7 +186,7 @@
       <w:proofErr w:type="spellEnd"/>
       <w:r>
         <w:rPr>
-          <w:rFonts w:ascii="Garamond" w:hAnsi="Garamond"/>
+          <w:rFonts w:ascii="Brill" w:hAnsi="Brill"/>
           <w:lang w:val="es-ES"/>
         </w:rPr>
         <w:t xml:space="preserve"> e los pecadores </w:t>
@@ -219,7 +194,7 @@
       <w:proofErr w:type="spellStart"/>
       <w:r>
         <w:rPr>
-          <w:rFonts w:ascii="Garamond" w:hAnsi="Garamond"/>
+          <w:rFonts w:ascii="Brill" w:hAnsi="Brill"/>
           <w:lang w:val="es-ES"/>
         </w:rPr>
         <w:t>ivan</w:t>
@@ -227,7 +202,7 @@
       <w:proofErr w:type="spellEnd"/>
       <w:r>
         <w:rPr>
-          <w:rFonts w:ascii="Garamond" w:hAnsi="Garamond"/>
+          <w:rFonts w:ascii="Brill" w:hAnsi="Brill"/>
           <w:lang w:val="es-ES"/>
         </w:rPr>
         <w:t xml:space="preserve"> al </w:t>
@@ -235,7 +210,7 @@
       <w:proofErr w:type="spellStart"/>
       <w:r>
         <w:rPr>
-          <w:rFonts w:ascii="Garamond" w:hAnsi="Garamond"/>
+          <w:rFonts w:ascii="Brill" w:hAnsi="Brill"/>
           <w:lang w:val="es-ES"/>
         </w:rPr>
         <w:t>fondon</w:t>
@@ -243,7 +218,7 @@
       <w:proofErr w:type="spellEnd"/>
       <w:r>
         <w:rPr>
-          <w:rFonts w:ascii="Garamond" w:hAnsi="Garamond"/>
+          <w:rFonts w:ascii="Brill" w:hAnsi="Brill"/>
           <w:lang w:val="es-ES"/>
         </w:rPr>
         <w:t xml:space="preserve"> del infierno e por </w:t>
@@ -251,7 +226,7 @@
       <w:proofErr w:type="spellStart"/>
       <w:r>
         <w:rPr>
-          <w:rFonts w:ascii="Garamond" w:hAnsi="Garamond"/>
+          <w:rFonts w:ascii="Brill" w:hAnsi="Brill"/>
           <w:lang w:val="es-ES"/>
         </w:rPr>
         <w:t>qu</w:t>
@@ -259,23 +234,119 @@
       <w:proofErr w:type="spellEnd"/>
       <w:r>
         <w:rPr>
-          <w:rFonts w:ascii="Garamond" w:hAnsi="Garamond"/>
-          <w:lang w:val="es-ES"/>
-        </w:rPr>
-        <w:t xml:space="preserve"> el nuestro señor quiso </w:t>
-      </w:r>
-      <w:proofErr w:type="spellStart"/>
-      <w:r>
-        <w:rPr>
-          <w:rFonts w:ascii="Garamond" w:hAnsi="Garamond"/>
-          <w:lang w:val="es-ES"/>
-        </w:rPr>
-        <w:t>seer</w:t>
-      </w:r>
-      <w:proofErr w:type="spellEnd"/>
-      <w:r>
-        <w:rPr>
-          <w:rFonts w:ascii="Garamond" w:hAnsi="Garamond"/>
+          <w:rFonts w:ascii="Brill" w:hAnsi="Brill"/>
+          <w:lang w:val="es-ES"/>
+        </w:rPr>
+        <w:t xml:space="preserve"> el nuestro señor quiso seer ombre </w:t>
+      </w:r>
+      <w:proofErr w:type="spellStart"/>
+      <w:r>
+        <w:rPr>
+          <w:rFonts w:ascii="Brill" w:hAnsi="Brill"/>
+          <w:lang w:val="es-ES"/>
+        </w:rPr>
+        <w:t>conplido</w:t>
+      </w:r>
+      <w:proofErr w:type="spellEnd"/>
+      <w:r>
+        <w:rPr>
+          <w:rFonts w:ascii="Brill" w:hAnsi="Brill"/>
+          <w:lang w:val="es-ES"/>
+        </w:rPr>
+        <w:t xml:space="preserve"> en todo </w:t>
+      </w:r>
+      <w:proofErr w:type="spellStart"/>
+      <w:r>
+        <w:rPr>
+          <w:rFonts w:ascii="Brill" w:hAnsi="Brill"/>
+          <w:lang w:val="es-ES"/>
+        </w:rPr>
+        <w:t>tovo</w:t>
+      </w:r>
+      <w:proofErr w:type="spellEnd"/>
+      <w:r>
+        <w:rPr>
+          <w:rFonts w:ascii="Brill" w:hAnsi="Brill"/>
+          <w:lang w:val="es-ES"/>
+        </w:rPr>
+        <w:t xml:space="preserve"> por </w:t>
+      </w:r>
+      <w:proofErr w:type="spellStart"/>
+      <w:r>
+        <w:rPr>
+          <w:rFonts w:ascii="Brill" w:hAnsi="Brill"/>
+          <w:lang w:val="es-ES"/>
+        </w:rPr>
+        <w:t>bie</w:t>
+      </w:r>
+      <w:proofErr w:type="spellEnd"/>
+      <w:r>
+        <w:rPr>
+          <w:rFonts w:ascii="Brill" w:hAnsi="Brill"/>
+          <w:lang w:val="es-ES"/>
+        </w:rPr>
+        <w:t xml:space="preserve"> de fazer aquella carrera por do todos los otros </w:t>
+      </w:r>
+      <w:proofErr w:type="spellStart"/>
+      <w:r>
+        <w:rPr>
+          <w:rFonts w:ascii="Brill" w:hAnsi="Brill"/>
+          <w:lang w:val="es-ES"/>
+        </w:rPr>
+        <w:t>pasavan</w:t>
+      </w:r>
+      <w:proofErr w:type="spellEnd"/>
+      <w:r>
+        <w:rPr>
+          <w:rFonts w:ascii="Brill" w:hAnsi="Brill"/>
+          <w:lang w:val="es-ES"/>
+        </w:rPr>
+        <w:t xml:space="preserve"> salvo que la fizo el de otra guisa que la non </w:t>
+      </w:r>
+      <w:proofErr w:type="spellStart"/>
+      <w:r>
+        <w:rPr>
+          <w:rFonts w:ascii="Brill" w:hAnsi="Brill"/>
+          <w:lang w:val="es-ES"/>
+        </w:rPr>
+        <w:t>fizieron</w:t>
+      </w:r>
+      <w:proofErr w:type="spellEnd"/>
+      <w:r>
+        <w:rPr>
+          <w:rFonts w:ascii="Brill" w:hAnsi="Brill"/>
+          <w:lang w:val="es-ES"/>
+        </w:rPr>
+        <w:t xml:space="preserve"> los otros que </w:t>
+      </w:r>
+      <w:proofErr w:type="spellStart"/>
+      <w:r>
+        <w:rPr>
+          <w:rFonts w:ascii="Brill" w:hAnsi="Brill"/>
+          <w:lang w:val="es-ES"/>
+        </w:rPr>
+        <w:t>quando</w:t>
+      </w:r>
+      <w:proofErr w:type="spellEnd"/>
+      <w:r>
+        <w:rPr>
+          <w:rFonts w:ascii="Brill" w:hAnsi="Brill"/>
+          <w:lang w:val="es-ES"/>
+        </w:rPr>
+        <w:t xml:space="preserve"> los otros </w:t>
+      </w:r>
+      <w:proofErr w:type="spellStart"/>
+      <w:r>
+        <w:rPr>
+          <w:rFonts w:ascii="Brill" w:hAnsi="Brill"/>
+          <w:lang w:val="es-ES"/>
+        </w:rPr>
+        <w:t>ivan</w:t>
+      </w:r>
+      <w:proofErr w:type="spellEnd"/>
+      <w:r>
+        <w:rPr>
+          <w:rFonts w:ascii="Brill" w:hAnsi="Brill"/>
           <w:lang w:val="es-ES"/>
         </w:rPr>
         <w:t xml:space="preserve"> </w:t>
@@ -283,15 +354,79 @@
       <w:proofErr w:type="spellStart"/>
       <w:r>
         <w:rPr>
-          <w:rFonts w:ascii="Garamond" w:hAnsi="Garamond"/>
-          <w:lang w:val="es-ES"/>
-        </w:rPr>
-        <w:t>ombre</w:t>
-      </w:r>
-      <w:proofErr w:type="spellEnd"/>
-      <w:r>
-        <w:rPr>
-          <w:rFonts w:ascii="Garamond" w:hAnsi="Garamond"/>
+          <w:rFonts w:ascii="Brill" w:hAnsi="Brill"/>
+          <w:lang w:val="es-ES"/>
+        </w:rPr>
+        <w:t>ivan</w:t>
+      </w:r>
+      <w:proofErr w:type="spellEnd"/>
+      <w:r>
+        <w:rPr>
+          <w:rFonts w:ascii="Brill" w:hAnsi="Brill"/>
+          <w:lang w:val="es-ES"/>
+        </w:rPr>
+        <w:t xml:space="preserve"> por fuerça en aquella pena fasta que el viniese al su </w:t>
+      </w:r>
+      <w:proofErr w:type="spellStart"/>
+      <w:r>
+        <w:rPr>
+          <w:rFonts w:ascii="Brill" w:hAnsi="Brill"/>
+          <w:lang w:val="es-ES"/>
+        </w:rPr>
+        <w:t>tienpo</w:t>
+      </w:r>
+      <w:proofErr w:type="spellEnd"/>
+      <w:r>
+        <w:rPr>
+          <w:rFonts w:ascii="Brill" w:hAnsi="Brill"/>
+          <w:lang w:val="es-ES"/>
+        </w:rPr>
+        <w:t xml:space="preserve"> en que los </w:t>
+      </w:r>
+      <w:proofErr w:type="spellStart"/>
+      <w:r>
+        <w:rPr>
+          <w:rFonts w:ascii="Brill" w:hAnsi="Brill"/>
+          <w:lang w:val="es-ES"/>
+        </w:rPr>
+        <w:t>avia</w:t>
+      </w:r>
+      <w:proofErr w:type="spellEnd"/>
+      <w:r>
+        <w:rPr>
+          <w:rFonts w:ascii="Brill" w:hAnsi="Brill"/>
+          <w:lang w:val="es-ES"/>
+        </w:rPr>
+        <w:t xml:space="preserve"> de salvar e sacar de </w:t>
+      </w:r>
+      <w:proofErr w:type="spellStart"/>
+      <w:r>
+        <w:rPr>
+          <w:rFonts w:ascii="Brill" w:hAnsi="Brill"/>
+          <w:lang w:val="es-ES"/>
+        </w:rPr>
+        <w:t>alli</w:t>
+      </w:r>
+      <w:proofErr w:type="spellEnd"/>
+      <w:r>
+        <w:rPr>
+          <w:rFonts w:ascii="Brill" w:hAnsi="Brill"/>
+          <w:lang w:val="es-ES"/>
+        </w:rPr>
+        <w:t xml:space="preserve"> e </w:t>
+      </w:r>
+      <w:proofErr w:type="spellStart"/>
+      <w:r>
+        <w:rPr>
+          <w:rFonts w:ascii="Brill" w:hAnsi="Brill"/>
+          <w:lang w:val="es-ES"/>
+        </w:rPr>
+        <w:t>quando</w:t>
+      </w:r>
+      <w:proofErr w:type="spellEnd"/>
+      <w:r>
+        <w:rPr>
+          <w:rFonts w:ascii="Brill" w:hAnsi="Brill"/>
           <w:lang w:val="es-ES"/>
         </w:rPr>
         <w:t xml:space="preserve"> </w:t>
@@ -299,103 +434,135 @@
       <w:proofErr w:type="spellStart"/>
       <w:r>
         <w:rPr>
-          <w:rFonts w:ascii="Garamond" w:hAnsi="Garamond"/>
-          <w:lang w:val="es-ES"/>
-        </w:rPr>
-        <w:t>conplido</w:t>
-      </w:r>
-      <w:proofErr w:type="spellEnd"/>
-      <w:r>
-        <w:rPr>
-          <w:rFonts w:ascii="Garamond" w:hAnsi="Garamond"/>
-          <w:lang w:val="es-ES"/>
-        </w:rPr>
-        <w:t xml:space="preserve"> en todo </w:t>
-      </w:r>
-      <w:proofErr w:type="spellStart"/>
-      <w:r>
-        <w:rPr>
-          <w:rFonts w:ascii="Garamond" w:hAnsi="Garamond"/>
-          <w:lang w:val="es-ES"/>
-        </w:rPr>
-        <w:t>tovo</w:t>
-      </w:r>
-      <w:proofErr w:type="spellEnd"/>
-      <w:r>
-        <w:rPr>
-          <w:rFonts w:ascii="Garamond" w:hAnsi="Garamond"/>
-          <w:lang w:val="es-ES"/>
-        </w:rPr>
-        <w:t xml:space="preserve"> por </w:t>
-      </w:r>
-      <w:proofErr w:type="spellStart"/>
-      <w:r>
-        <w:rPr>
-          <w:rFonts w:ascii="Garamond" w:hAnsi="Garamond"/>
-          <w:lang w:val="es-ES"/>
-        </w:rPr>
-        <w:t>bie</w:t>
-      </w:r>
-      <w:proofErr w:type="spellEnd"/>
-      <w:r>
-        <w:rPr>
-          <w:rFonts w:ascii="Garamond" w:hAnsi="Garamond"/>
-          <w:lang w:val="es-ES"/>
-        </w:rPr>
-        <w:t xml:space="preserve"> de </w:t>
-      </w:r>
-      <w:proofErr w:type="spellStart"/>
-      <w:r>
-        <w:rPr>
-          <w:rFonts w:ascii="Garamond" w:hAnsi="Garamond"/>
-          <w:lang w:val="es-ES"/>
-        </w:rPr>
-        <w:t>fazer</w:t>
-      </w:r>
-      <w:proofErr w:type="spellEnd"/>
-      <w:r>
-        <w:rPr>
-          <w:rFonts w:ascii="Garamond" w:hAnsi="Garamond"/>
-          <w:lang w:val="es-ES"/>
-        </w:rPr>
-        <w:t xml:space="preserve"> aquella carrera por do todos los otros </w:t>
-      </w:r>
-      <w:proofErr w:type="spellStart"/>
-      <w:r>
-        <w:rPr>
-          <w:rFonts w:ascii="Garamond" w:hAnsi="Garamond"/>
-          <w:lang w:val="es-ES"/>
-        </w:rPr>
-        <w:t>pasavan</w:t>
-      </w:r>
-      <w:proofErr w:type="spellEnd"/>
-      <w:r>
-        <w:rPr>
-          <w:rFonts w:ascii="Garamond" w:hAnsi="Garamond"/>
-          <w:lang w:val="es-ES"/>
-        </w:rPr>
-        <w:t xml:space="preserve"> salvo que la fizo el de otra guisa que la non </w:t>
-      </w:r>
-      <w:proofErr w:type="spellStart"/>
-      <w:r>
-        <w:rPr>
-          <w:rFonts w:ascii="Garamond" w:hAnsi="Garamond"/>
-          <w:lang w:val="es-ES"/>
-        </w:rPr>
-        <w:t>fizieron</w:t>
-      </w:r>
-      <w:proofErr w:type="spellEnd"/>
-      <w:r>
-        <w:rPr>
-          <w:rFonts w:ascii="Garamond" w:hAnsi="Garamond"/>
-          <w:lang w:val="es-ES"/>
-        </w:rPr>
-        <w:t xml:space="preserve"> los otros que </w:t>
-      </w:r>
-      <w:proofErr w:type="spellStart"/>
-      <w:r>
-        <w:rPr>
-          <w:rFonts w:ascii="Garamond" w:hAnsi="Garamond"/>
+          <w:rFonts w:ascii="Brill" w:hAnsi="Brill"/>
+          <w:lang w:val="es-ES"/>
+        </w:rPr>
+        <w:t>el</w:t>
+      </w:r>
+      <w:proofErr w:type="spellEnd"/>
+      <w:r>
+        <w:rPr>
+          <w:rFonts w:ascii="Brill" w:hAnsi="Brill"/>
+          <w:lang w:val="es-ES"/>
+        </w:rPr>
+        <w:t xml:space="preserve"> y llego quebranto el </w:t>
+      </w:r>
+      <w:proofErr w:type="spellStart"/>
+      <w:r>
+        <w:rPr>
+          <w:rFonts w:ascii="Brill" w:hAnsi="Brill"/>
+          <w:lang w:val="es-ES"/>
+        </w:rPr>
+        <w:t>poderio</w:t>
+      </w:r>
+      <w:proofErr w:type="spellEnd"/>
+      <w:r>
+        <w:rPr>
+          <w:rFonts w:ascii="Brill" w:hAnsi="Brill"/>
+          <w:lang w:val="es-ES"/>
+        </w:rPr>
+        <w:t xml:space="preserve"> de los diablos e la su </w:t>
+      </w:r>
+      <w:proofErr w:type="spellStart"/>
+      <w:r>
+        <w:rPr>
+          <w:rFonts w:ascii="Brill" w:hAnsi="Brill"/>
+          <w:lang w:val="es-ES"/>
+        </w:rPr>
+        <w:t>sobervia</w:t>
+      </w:r>
+      <w:proofErr w:type="spellEnd"/>
+      <w:r>
+        <w:rPr>
+          <w:rFonts w:ascii="Brill" w:hAnsi="Brill"/>
+          <w:lang w:val="es-ES"/>
+        </w:rPr>
+        <w:t xml:space="preserve"> e saco d ellos aquel que el </w:t>
+      </w:r>
+      <w:proofErr w:type="spellStart"/>
+      <w:r>
+        <w:rPr>
+          <w:rFonts w:ascii="Brill" w:hAnsi="Brill"/>
+          <w:lang w:val="es-ES"/>
+        </w:rPr>
+        <w:t>entendio</w:t>
+      </w:r>
+      <w:proofErr w:type="spellEnd"/>
+      <w:r>
+        <w:rPr>
+          <w:rFonts w:ascii="Brill" w:hAnsi="Brill"/>
+          <w:lang w:val="es-ES"/>
+        </w:rPr>
+        <w:t xml:space="preserve"> que </w:t>
+      </w:r>
+      <w:proofErr w:type="spellStart"/>
+      <w:r>
+        <w:rPr>
+          <w:rFonts w:ascii="Brill" w:hAnsi="Brill"/>
+          <w:lang w:val="es-ES"/>
+        </w:rPr>
+        <w:t>merescia</w:t>
+      </w:r>
+      <w:proofErr w:type="spellEnd"/>
+      <w:r>
+        <w:rPr>
+          <w:rFonts w:ascii="Brill" w:hAnsi="Brill"/>
+          <w:lang w:val="es-ES"/>
+        </w:rPr>
+        <w:t xml:space="preserve"> salir de aquel lugar e levo los consigo al </w:t>
+      </w:r>
+      <w:proofErr w:type="spellStart"/>
+      <w:r>
+        <w:rPr>
+          <w:rFonts w:ascii="Brill" w:hAnsi="Brill"/>
+          <w:lang w:val="es-ES"/>
+        </w:rPr>
+        <w:t>paraiso</w:t>
+      </w:r>
+      <w:proofErr w:type="spellEnd"/>
+      <w:r>
+        <w:rPr>
+          <w:rFonts w:ascii="Brill" w:hAnsi="Brill"/>
+          <w:lang w:val="es-ES"/>
+        </w:rPr>
+        <w:t xml:space="preserve"> terrenal e </w:t>
+      </w:r>
+      <w:proofErr w:type="spellStart"/>
+      <w:r>
+        <w:rPr>
+          <w:rFonts w:ascii="Brill" w:hAnsi="Brill"/>
+          <w:lang w:val="es-ES"/>
+        </w:rPr>
+        <w:t>alli</w:t>
+      </w:r>
+      <w:proofErr w:type="spellEnd"/>
+      <w:r>
+        <w:rPr>
+          <w:rFonts w:ascii="Brill" w:hAnsi="Brill"/>
+          <w:lang w:val="es-ES"/>
+        </w:rPr>
+        <w:t xml:space="preserve"> se </w:t>
+      </w:r>
+      <w:proofErr w:type="spellStart"/>
+      <w:r>
+        <w:rPr>
+          <w:rFonts w:ascii="Brill" w:hAnsi="Brill"/>
+          <w:lang w:val="es-ES"/>
+        </w:rPr>
+        <w:t>cunplio</w:t>
+      </w:r>
+      <w:proofErr w:type="spellEnd"/>
+      <w:r>
+        <w:rPr>
+          <w:rFonts w:ascii="Brill" w:hAnsi="Brill"/>
+          <w:lang w:val="es-ES"/>
+        </w:rPr>
+        <w:t xml:space="preserve"> lo que dixo el profeta David </w:t>
+      </w:r>
+      <w:proofErr w:type="spellStart"/>
+      <w:r>
+        <w:rPr>
+          <w:rFonts w:ascii="Brill" w:hAnsi="Brill"/>
           <w:lang w:val="es-ES"/>
         </w:rPr>
         <w:t>quando</w:t>
@@ -403,23 +570,39 @@
       <w:proofErr w:type="spellEnd"/>
       <w:r>
         <w:rPr>
-          <w:rFonts w:ascii="Garamond" w:hAnsi="Garamond"/>
-          <w:lang w:val="es-ES"/>
-        </w:rPr>
-        <w:t xml:space="preserve"> los otros </w:t>
-      </w:r>
-      <w:proofErr w:type="spellStart"/>
-      <w:r>
-        <w:rPr>
-          <w:rFonts w:ascii="Garamond" w:hAnsi="Garamond"/>
-          <w:lang w:val="es-ES"/>
-        </w:rPr>
-        <w:t>ivan</w:t>
-      </w:r>
-      <w:proofErr w:type="spellEnd"/>
-      <w:r>
-        <w:rPr>
-          <w:rFonts w:ascii="Garamond" w:hAnsi="Garamond"/>
+          <w:rFonts w:ascii="Brill" w:hAnsi="Brill"/>
+          <w:lang w:val="es-ES"/>
+        </w:rPr>
+        <w:t xml:space="preserve"> dixo </w:t>
+      </w:r>
+      <w:proofErr w:type="spellStart"/>
+      <w:r>
+        <w:rPr>
+          <w:rFonts w:ascii="Brill" w:hAnsi="Brill"/>
+          <w:lang w:val="es-ES"/>
+        </w:rPr>
+        <w:t>principes</w:t>
+      </w:r>
+      <w:proofErr w:type="spellEnd"/>
+      <w:r>
+        <w:rPr>
+          <w:rFonts w:ascii="Brill" w:hAnsi="Brill"/>
+          <w:lang w:val="es-ES"/>
+        </w:rPr>
+        <w:t xml:space="preserve"> abrid las vuestras puertas perdurables e entrara el rey de gloria e respondieron los diablos que estavan espantados guardando las puertas quien es este rey de gloria e a esto que ellos </w:t>
+      </w:r>
+      <w:proofErr w:type="spellStart"/>
+      <w:r>
+        <w:rPr>
+          <w:rFonts w:ascii="Brill" w:hAnsi="Brill"/>
+          <w:lang w:val="es-ES"/>
+        </w:rPr>
+        <w:t>dizian</w:t>
+      </w:r>
+      <w:proofErr w:type="spellEnd"/>
+      <w:r>
+        <w:rPr>
+          <w:rFonts w:ascii="Brill" w:hAnsi="Brill"/>
           <w:lang w:val="es-ES"/>
         </w:rPr>
         <w:t xml:space="preserve"> </w:t>
@@ -427,55 +610,87 @@
       <w:proofErr w:type="spellStart"/>
       <w:r>
         <w:rPr>
-          <w:rFonts w:ascii="Garamond" w:hAnsi="Garamond"/>
-          <w:lang w:val="es-ES"/>
-        </w:rPr>
-        <w:t>ivan</w:t>
-      </w:r>
-      <w:proofErr w:type="spellEnd"/>
-      <w:r>
-        <w:rPr>
-          <w:rFonts w:ascii="Garamond" w:hAnsi="Garamond"/>
-          <w:lang w:val="es-ES"/>
-        </w:rPr>
-        <w:t xml:space="preserve"> por </w:t>
-      </w:r>
-      <w:proofErr w:type="spellStart"/>
-      <w:r>
-        <w:rPr>
-          <w:rFonts w:ascii="Garamond" w:hAnsi="Garamond"/>
-          <w:lang w:val="es-ES"/>
-        </w:rPr>
-        <w:t>fuerça</w:t>
-      </w:r>
-      <w:proofErr w:type="spellEnd"/>
-      <w:r>
-        <w:rPr>
-          <w:rFonts w:ascii="Garamond" w:hAnsi="Garamond"/>
-          <w:lang w:val="es-ES"/>
-        </w:rPr>
-        <w:t xml:space="preserve"> en aquella pena fasta que el viniese al su </w:t>
-      </w:r>
-      <w:proofErr w:type="spellStart"/>
-      <w:r>
-        <w:rPr>
-          <w:rFonts w:ascii="Garamond" w:hAnsi="Garamond"/>
-          <w:lang w:val="es-ES"/>
-        </w:rPr>
-        <w:t>tienpo</w:t>
-      </w:r>
-      <w:proofErr w:type="spellEnd"/>
-      <w:r>
-        <w:rPr>
-          <w:rFonts w:ascii="Garamond" w:hAnsi="Garamond"/>
-          <w:lang w:val="es-ES"/>
-        </w:rPr>
-        <w:t xml:space="preserve"> en que los </w:t>
-      </w:r>
-      <w:proofErr w:type="spellStart"/>
-      <w:r>
-        <w:rPr>
-          <w:rFonts w:ascii="Garamond" w:hAnsi="Garamond"/>
+          <w:rFonts w:ascii="Brill" w:hAnsi="Brill"/>
+          <w:lang w:val="es-ES"/>
+        </w:rPr>
+        <w:t>respondio</w:t>
+      </w:r>
+      <w:proofErr w:type="spellEnd"/>
+      <w:r>
+        <w:rPr>
+          <w:rFonts w:ascii="Brill" w:hAnsi="Brill"/>
+          <w:lang w:val="es-ES"/>
+        </w:rPr>
+        <w:t xml:space="preserve"> el nuestro señor el señor fuerte e poderoso en las batallas este es el rey de vertud e de gloria e </w:t>
+      </w:r>
+      <w:proofErr w:type="spellStart"/>
+      <w:r>
+        <w:rPr>
+          <w:rFonts w:ascii="Brill" w:hAnsi="Brill"/>
+          <w:lang w:val="es-ES"/>
+        </w:rPr>
+        <w:t>alli</w:t>
+      </w:r>
+      <w:proofErr w:type="spellEnd"/>
+      <w:r>
+        <w:rPr>
+          <w:rFonts w:ascii="Brill" w:hAnsi="Brill"/>
+          <w:lang w:val="es-ES"/>
+        </w:rPr>
+        <w:t xml:space="preserve"> estando </w:t>
+      </w:r>
+      <w:proofErr w:type="spellStart"/>
+      <w:r>
+        <w:rPr>
+          <w:rFonts w:ascii="Brill" w:hAnsi="Brill"/>
+          <w:lang w:val="es-ES"/>
+        </w:rPr>
+        <w:t>conocio</w:t>
+      </w:r>
+      <w:proofErr w:type="spellEnd"/>
+      <w:r>
+        <w:rPr>
+          <w:rFonts w:ascii="Brill" w:hAnsi="Brill"/>
+          <w:lang w:val="es-ES"/>
+        </w:rPr>
+        <w:t xml:space="preserve"> David e los otros profetas e los padres santos e todos los otros santos que y </w:t>
+      </w:r>
+      <w:proofErr w:type="spellStart"/>
+      <w:r>
+        <w:rPr>
+          <w:rFonts w:ascii="Brill" w:hAnsi="Brill"/>
+          <w:lang w:val="es-ES"/>
+        </w:rPr>
+        <w:t>yazian</w:t>
+      </w:r>
+      <w:proofErr w:type="spellEnd"/>
+      <w:r>
+        <w:rPr>
+          <w:rFonts w:ascii="Brill" w:hAnsi="Brill"/>
+          <w:lang w:val="es-ES"/>
+        </w:rPr>
+        <w:t xml:space="preserve"> que aquel era el señor de que ellos </w:t>
+      </w:r>
+      <w:proofErr w:type="spellStart"/>
+      <w:r>
+        <w:rPr>
+          <w:rFonts w:ascii="Brill" w:hAnsi="Brill"/>
+          <w:lang w:val="es-ES"/>
+        </w:rPr>
+        <w:t>avian</w:t>
+      </w:r>
+      <w:proofErr w:type="spellEnd"/>
+      <w:r>
+        <w:rPr>
+          <w:rFonts w:ascii="Brill" w:hAnsi="Brill"/>
+          <w:lang w:val="es-ES"/>
+        </w:rPr>
+        <w:t xml:space="preserve"> profetizado que los </w:t>
+      </w:r>
+      <w:proofErr w:type="spellStart"/>
+      <w:r>
+        <w:rPr>
+          <w:rFonts w:ascii="Brill" w:hAnsi="Brill"/>
           <w:lang w:val="es-ES"/>
         </w:rPr>
         <w:t>avia</w:t>
@@ -483,15 +698,15 @@
       <w:proofErr w:type="spellEnd"/>
       <w:r>
         <w:rPr>
-          <w:rFonts w:ascii="Garamond" w:hAnsi="Garamond"/>
-          <w:lang w:val="es-ES"/>
-        </w:rPr>
-        <w:t xml:space="preserve"> de salvar e sacar de </w:t>
-      </w:r>
-      <w:proofErr w:type="spellStart"/>
-      <w:r>
-        <w:rPr>
-          <w:rFonts w:ascii="Garamond" w:hAnsi="Garamond"/>
+          <w:rFonts w:ascii="Brill" w:hAnsi="Brill"/>
+          <w:lang w:val="es-ES"/>
+        </w:rPr>
+        <w:t xml:space="preserve"> de sacar de </w:t>
+      </w:r>
+      <w:proofErr w:type="spellStart"/>
+      <w:r>
+        <w:rPr>
+          <w:rFonts w:ascii="Brill" w:hAnsi="Brill"/>
           <w:lang w:val="es-ES"/>
         </w:rPr>
         <w:t>alli</w:t>
@@ -499,7 +714,151 @@
       <w:proofErr w:type="spellEnd"/>
       <w:r>
         <w:rPr>
-          <w:rFonts w:ascii="Garamond" w:hAnsi="Garamond"/>
+          <w:rFonts w:ascii="Brill" w:hAnsi="Brill"/>
+          <w:lang w:val="es-ES"/>
+        </w:rPr>
+        <w:t xml:space="preserve"> de aquel mal lugar bien </w:t>
+      </w:r>
+      <w:proofErr w:type="spellStart"/>
+      <w:r>
+        <w:rPr>
+          <w:rFonts w:ascii="Brill" w:hAnsi="Brill"/>
+          <w:lang w:val="es-ES"/>
+        </w:rPr>
+        <w:t>asi</w:t>
+      </w:r>
+      <w:proofErr w:type="spellEnd"/>
+      <w:r>
+        <w:rPr>
+          <w:rFonts w:ascii="Brill" w:hAnsi="Brill"/>
+          <w:lang w:val="es-ES"/>
+        </w:rPr>
+        <w:t xml:space="preserve"> como lo fizo e luego que los saco de </w:t>
+      </w:r>
+      <w:proofErr w:type="spellStart"/>
+      <w:r>
+        <w:rPr>
+          <w:rFonts w:ascii="Brill" w:hAnsi="Brill"/>
+          <w:lang w:val="es-ES"/>
+        </w:rPr>
+        <w:t>alli</w:t>
+      </w:r>
+      <w:proofErr w:type="spellEnd"/>
+      <w:r>
+        <w:rPr>
+          <w:rFonts w:ascii="Brill" w:hAnsi="Brill"/>
+          <w:lang w:val="es-ES"/>
+        </w:rPr>
+        <w:t xml:space="preserve"> luego los levo al </w:t>
+      </w:r>
+      <w:proofErr w:type="spellStart"/>
+      <w:r>
+        <w:rPr>
+          <w:rFonts w:ascii="Brill" w:hAnsi="Brill"/>
+          <w:lang w:val="es-ES"/>
+        </w:rPr>
+        <w:t>paraiso</w:t>
+      </w:r>
+      <w:proofErr w:type="spellEnd"/>
+      <w:r>
+        <w:rPr>
+          <w:rFonts w:ascii="Brill" w:hAnsi="Brill"/>
+          <w:lang w:val="es-ES"/>
+        </w:rPr>
+        <w:t xml:space="preserve"> terrenal e estando Adam en el </w:t>
+      </w:r>
+      <w:proofErr w:type="spellStart"/>
+      <w:r>
+        <w:rPr>
+          <w:rFonts w:ascii="Brill" w:hAnsi="Brill"/>
+          <w:lang w:val="es-ES"/>
+        </w:rPr>
+        <w:t>paraiso</w:t>
+      </w:r>
+      <w:proofErr w:type="spellEnd"/>
+      <w:r>
+        <w:rPr>
+          <w:rFonts w:ascii="Brill" w:hAnsi="Brill"/>
+          <w:lang w:val="es-ES"/>
+        </w:rPr>
+        <w:t xml:space="preserve"> </w:t>
+      </w:r>
+      <w:proofErr w:type="spellStart"/>
+      <w:r>
+        <w:rPr>
+          <w:rFonts w:ascii="Brill" w:hAnsi="Brill"/>
+          <w:lang w:val="es-ES"/>
+        </w:rPr>
+        <w:t>conoscio</w:t>
+      </w:r>
+      <w:proofErr w:type="spellEnd"/>
+      <w:r>
+        <w:rPr>
+          <w:rFonts w:ascii="Brill" w:hAnsi="Brill"/>
+          <w:lang w:val="es-ES"/>
+        </w:rPr>
+        <w:t xml:space="preserve"> que aquel era el </w:t>
+      </w:r>
+      <w:proofErr w:type="spellStart"/>
+      <w:r>
+        <w:rPr>
+          <w:rFonts w:ascii="Brill" w:hAnsi="Brill"/>
+          <w:lang w:val="es-ES"/>
+        </w:rPr>
+        <w:t>paraiso</w:t>
+      </w:r>
+      <w:proofErr w:type="spellEnd"/>
+      <w:r>
+        <w:rPr>
+          <w:rFonts w:ascii="Brill" w:hAnsi="Brill"/>
+          <w:lang w:val="es-ES"/>
+        </w:rPr>
+        <w:t xml:space="preserve"> de donde nuestro señor lo echara por el pecado que </w:t>
+      </w:r>
+      <w:proofErr w:type="spellStart"/>
+      <w:r>
+        <w:rPr>
+          <w:rFonts w:ascii="Brill" w:hAnsi="Brill"/>
+          <w:lang w:val="es-ES"/>
+        </w:rPr>
+        <w:t>fiziera</w:t>
+      </w:r>
+      <w:proofErr w:type="spellEnd"/>
+      <w:r>
+        <w:rPr>
+          <w:rFonts w:ascii="Brill" w:hAnsi="Brill"/>
+          <w:lang w:val="es-ES"/>
+        </w:rPr>
+        <w:t xml:space="preserve"> estando en el e </w:t>
+      </w:r>
+      <w:proofErr w:type="spellStart"/>
+      <w:r>
+        <w:rPr>
+          <w:rFonts w:ascii="Brill" w:hAnsi="Brill"/>
+          <w:lang w:val="es-ES"/>
+        </w:rPr>
+        <w:t>alli</w:t>
+      </w:r>
+      <w:proofErr w:type="spellEnd"/>
+      <w:r>
+        <w:rPr>
+          <w:rFonts w:ascii="Brill" w:hAnsi="Brill"/>
+          <w:lang w:val="es-ES"/>
+        </w:rPr>
+        <w:t xml:space="preserve"> lloro el sus pecados e de otra parte ovo </w:t>
+      </w:r>
+      <w:proofErr w:type="spellStart"/>
+      <w:r>
+        <w:rPr>
+          <w:rFonts w:ascii="Brill" w:hAnsi="Brill"/>
+          <w:lang w:val="es-ES"/>
+        </w:rPr>
+        <w:t>alegria</w:t>
+      </w:r>
+      <w:proofErr w:type="spellEnd"/>
+      <w:r>
+        <w:rPr>
+          <w:rFonts w:ascii="Brill" w:hAnsi="Brill"/>
           <w:lang w:val="es-ES"/>
         </w:rPr>
         <w:t xml:space="preserve"> e </w:t>
@@ -507,23 +866,23 @@
       <w:proofErr w:type="spellStart"/>
       <w:r>
         <w:rPr>
-          <w:rFonts w:ascii="Garamond" w:hAnsi="Garamond"/>
-          <w:lang w:val="es-ES"/>
-        </w:rPr>
-        <w:t>quando</w:t>
-      </w:r>
-      <w:proofErr w:type="spellEnd"/>
-      <w:r>
-        <w:rPr>
-          <w:rFonts w:ascii="Garamond" w:hAnsi="Garamond"/>
-          <w:lang w:val="es-ES"/>
-        </w:rPr>
-        <w:t xml:space="preserve"> </w:t>
-      </w:r>
-      <w:proofErr w:type="spellStart"/>
-      <w:r>
-        <w:rPr>
-          <w:rFonts w:ascii="Garamond" w:hAnsi="Garamond"/>
+          <w:rFonts w:ascii="Brill" w:hAnsi="Brill"/>
+          <w:lang w:val="es-ES"/>
+        </w:rPr>
+        <w:t>emienda</w:t>
+      </w:r>
+      <w:proofErr w:type="spellEnd"/>
+      <w:r>
+        <w:rPr>
+          <w:rFonts w:ascii="Brill" w:hAnsi="Brill"/>
+          <w:lang w:val="es-ES"/>
+        </w:rPr>
+        <w:t xml:space="preserve"> que era venida a </w:t>
+      </w:r>
+      <w:proofErr w:type="spellStart"/>
+      <w:r>
+        <w:rPr>
+          <w:rFonts w:ascii="Brill" w:hAnsi="Brill"/>
           <w:lang w:val="es-ES"/>
         </w:rPr>
         <w:t>el</w:t>
@@ -531,519 +890,7 @@
       <w:proofErr w:type="spellEnd"/>
       <w:r>
         <w:rPr>
-          <w:rFonts w:ascii="Garamond" w:hAnsi="Garamond"/>
-          <w:lang w:val="es-ES"/>
-        </w:rPr>
-        <w:t xml:space="preserve"> y llego quebranto el </w:t>
-      </w:r>
-      <w:proofErr w:type="spellStart"/>
-      <w:r>
-        <w:rPr>
-          <w:rFonts w:ascii="Garamond" w:hAnsi="Garamond"/>
-          <w:lang w:val="es-ES"/>
-        </w:rPr>
-        <w:t>poderio</w:t>
-      </w:r>
-      <w:proofErr w:type="spellEnd"/>
-      <w:r>
-        <w:rPr>
-          <w:rFonts w:ascii="Garamond" w:hAnsi="Garamond"/>
-          <w:lang w:val="es-ES"/>
-        </w:rPr>
-        <w:t xml:space="preserve"> de los diablos e la su </w:t>
-      </w:r>
-      <w:proofErr w:type="spellStart"/>
-      <w:r>
-        <w:rPr>
-          <w:rFonts w:ascii="Garamond" w:hAnsi="Garamond"/>
-          <w:lang w:val="es-ES"/>
-        </w:rPr>
-        <w:t>sobervia</w:t>
-      </w:r>
-      <w:proofErr w:type="spellEnd"/>
-      <w:r>
-        <w:rPr>
-          <w:rFonts w:ascii="Garamond" w:hAnsi="Garamond"/>
-          <w:lang w:val="es-ES"/>
-        </w:rPr>
-        <w:t xml:space="preserve"> e saco d ellos aquel que el </w:t>
-      </w:r>
-      <w:proofErr w:type="spellStart"/>
-      <w:r>
-        <w:rPr>
-          <w:rFonts w:ascii="Garamond" w:hAnsi="Garamond"/>
-          <w:lang w:val="es-ES"/>
-        </w:rPr>
-        <w:t>entendio</w:t>
-      </w:r>
-      <w:proofErr w:type="spellEnd"/>
-      <w:r>
-        <w:rPr>
-          <w:rFonts w:ascii="Garamond" w:hAnsi="Garamond"/>
-          <w:lang w:val="es-ES"/>
-        </w:rPr>
-        <w:t xml:space="preserve"> que </w:t>
-      </w:r>
-      <w:proofErr w:type="spellStart"/>
-      <w:r>
-        <w:rPr>
-          <w:rFonts w:ascii="Garamond" w:hAnsi="Garamond"/>
-          <w:lang w:val="es-ES"/>
-        </w:rPr>
-        <w:t>merescia</w:t>
-      </w:r>
-      <w:proofErr w:type="spellEnd"/>
-      <w:r>
-        <w:rPr>
-          <w:rFonts w:ascii="Garamond" w:hAnsi="Garamond"/>
-          <w:lang w:val="es-ES"/>
-        </w:rPr>
-        <w:t xml:space="preserve"> salir de aquel lugar e levo los consigo al </w:t>
-      </w:r>
-      <w:proofErr w:type="spellStart"/>
-      <w:r>
-        <w:rPr>
-          <w:rFonts w:ascii="Garamond" w:hAnsi="Garamond"/>
-          <w:lang w:val="es-ES"/>
-        </w:rPr>
-        <w:t>paraiso</w:t>
-      </w:r>
-      <w:proofErr w:type="spellEnd"/>
-      <w:r>
-        <w:rPr>
-          <w:rFonts w:ascii="Garamond" w:hAnsi="Garamond"/>
-          <w:lang w:val="es-ES"/>
-        </w:rPr>
-        <w:t xml:space="preserve"> terrenal e </w:t>
-      </w:r>
-      <w:proofErr w:type="spellStart"/>
-      <w:r>
-        <w:rPr>
-          <w:rFonts w:ascii="Garamond" w:hAnsi="Garamond"/>
-          <w:lang w:val="es-ES"/>
-        </w:rPr>
-        <w:t>alli</w:t>
-      </w:r>
-      <w:proofErr w:type="spellEnd"/>
-      <w:r>
-        <w:rPr>
-          <w:rFonts w:ascii="Garamond" w:hAnsi="Garamond"/>
-          <w:lang w:val="es-ES"/>
-        </w:rPr>
-        <w:t xml:space="preserve"> se </w:t>
-      </w:r>
-      <w:proofErr w:type="spellStart"/>
-      <w:r>
-        <w:rPr>
-          <w:rFonts w:ascii="Garamond" w:hAnsi="Garamond"/>
-          <w:lang w:val="es-ES"/>
-        </w:rPr>
-        <w:t>cunplio</w:t>
-      </w:r>
-      <w:proofErr w:type="spellEnd"/>
-      <w:r>
-        <w:rPr>
-          <w:rFonts w:ascii="Garamond" w:hAnsi="Garamond"/>
-          <w:lang w:val="es-ES"/>
-        </w:rPr>
-        <w:t xml:space="preserve"> lo que </w:t>
-      </w:r>
-      <w:proofErr w:type="spellStart"/>
-      <w:r>
-        <w:rPr>
-          <w:rFonts w:ascii="Garamond" w:hAnsi="Garamond"/>
-          <w:lang w:val="es-ES"/>
-        </w:rPr>
-        <w:t>dixo</w:t>
-      </w:r>
-      <w:proofErr w:type="spellEnd"/>
-      <w:r>
-        <w:rPr>
-          <w:rFonts w:ascii="Garamond" w:hAnsi="Garamond"/>
-          <w:lang w:val="es-ES"/>
-        </w:rPr>
-        <w:t xml:space="preserve"> el profeta David </w:t>
-      </w:r>
-      <w:proofErr w:type="spellStart"/>
-      <w:r>
-        <w:rPr>
-          <w:rFonts w:ascii="Garamond" w:hAnsi="Garamond"/>
-          <w:lang w:val="es-ES"/>
-        </w:rPr>
-        <w:t>quando</w:t>
-      </w:r>
-      <w:proofErr w:type="spellEnd"/>
-      <w:r>
-        <w:rPr>
-          <w:rFonts w:ascii="Garamond" w:hAnsi="Garamond"/>
-          <w:lang w:val="es-ES"/>
-        </w:rPr>
-        <w:t xml:space="preserve"> </w:t>
-      </w:r>
-      <w:proofErr w:type="spellStart"/>
-      <w:r>
-        <w:rPr>
-          <w:rFonts w:ascii="Garamond" w:hAnsi="Garamond"/>
-          <w:lang w:val="es-ES"/>
-        </w:rPr>
-        <w:t>dixo</w:t>
-      </w:r>
-      <w:proofErr w:type="spellEnd"/>
-      <w:r>
-        <w:rPr>
-          <w:rFonts w:ascii="Garamond" w:hAnsi="Garamond"/>
-          <w:lang w:val="es-ES"/>
-        </w:rPr>
-        <w:t xml:space="preserve"> </w:t>
-      </w:r>
-      <w:proofErr w:type="spellStart"/>
-      <w:r>
-        <w:rPr>
-          <w:rFonts w:ascii="Garamond" w:hAnsi="Garamond"/>
-          <w:lang w:val="es-ES"/>
-        </w:rPr>
-        <w:t>principes</w:t>
-      </w:r>
-      <w:proofErr w:type="spellEnd"/>
-      <w:r>
-        <w:rPr>
-          <w:rFonts w:ascii="Garamond" w:hAnsi="Garamond"/>
-          <w:lang w:val="es-ES"/>
-        </w:rPr>
-        <w:t xml:space="preserve"> abrid las vuestras puertas perdurables e entrara el rey de gloria e respondieron los diablos que </w:t>
-      </w:r>
-      <w:proofErr w:type="spellStart"/>
-      <w:r>
-        <w:rPr>
-          <w:rFonts w:ascii="Garamond" w:hAnsi="Garamond"/>
-          <w:lang w:val="es-ES"/>
-        </w:rPr>
-        <w:t>estavan</w:t>
-      </w:r>
-      <w:proofErr w:type="spellEnd"/>
-      <w:r>
-        <w:rPr>
-          <w:rFonts w:ascii="Garamond" w:hAnsi="Garamond"/>
-          <w:lang w:val="es-ES"/>
-        </w:rPr>
-        <w:t xml:space="preserve"> espantados guardando las puertas quien es este rey de gloria e a esto que ellos </w:t>
-      </w:r>
-      <w:proofErr w:type="spellStart"/>
-      <w:r>
-        <w:rPr>
-          <w:rFonts w:ascii="Garamond" w:hAnsi="Garamond"/>
-          <w:lang w:val="es-ES"/>
-        </w:rPr>
-        <w:t>dizian</w:t>
-      </w:r>
-      <w:proofErr w:type="spellEnd"/>
-      <w:r>
-        <w:rPr>
-          <w:rFonts w:ascii="Garamond" w:hAnsi="Garamond"/>
-          <w:lang w:val="es-ES"/>
-        </w:rPr>
-        <w:t xml:space="preserve"> </w:t>
-      </w:r>
-      <w:proofErr w:type="spellStart"/>
-      <w:r>
-        <w:rPr>
-          <w:rFonts w:ascii="Garamond" w:hAnsi="Garamond"/>
-          <w:lang w:val="es-ES"/>
-        </w:rPr>
-        <w:t>respondio</w:t>
-      </w:r>
-      <w:proofErr w:type="spellEnd"/>
-      <w:r>
-        <w:rPr>
-          <w:rFonts w:ascii="Garamond" w:hAnsi="Garamond"/>
-          <w:lang w:val="es-ES"/>
-        </w:rPr>
-        <w:t xml:space="preserve"> el nuestro señor el señor fuerte e poderoso en las batallas este es el rey de </w:t>
-      </w:r>
-      <w:proofErr w:type="spellStart"/>
-      <w:r>
-        <w:rPr>
-          <w:rFonts w:ascii="Garamond" w:hAnsi="Garamond"/>
-          <w:lang w:val="es-ES"/>
-        </w:rPr>
-        <w:t>vertud</w:t>
-      </w:r>
-      <w:proofErr w:type="spellEnd"/>
-      <w:r>
-        <w:rPr>
-          <w:rFonts w:ascii="Garamond" w:hAnsi="Garamond"/>
-          <w:lang w:val="es-ES"/>
-        </w:rPr>
-        <w:t xml:space="preserve"> e de gloria e </w:t>
-      </w:r>
-      <w:proofErr w:type="spellStart"/>
-      <w:r>
-        <w:rPr>
-          <w:rFonts w:ascii="Garamond" w:hAnsi="Garamond"/>
-          <w:lang w:val="es-ES"/>
-        </w:rPr>
-        <w:t>alli</w:t>
-      </w:r>
-      <w:proofErr w:type="spellEnd"/>
-      <w:r>
-        <w:rPr>
-          <w:rFonts w:ascii="Garamond" w:hAnsi="Garamond"/>
-          <w:lang w:val="es-ES"/>
-        </w:rPr>
-        <w:t xml:space="preserve"> estando </w:t>
-      </w:r>
-      <w:proofErr w:type="spellStart"/>
-      <w:r>
-        <w:rPr>
-          <w:rFonts w:ascii="Garamond" w:hAnsi="Garamond"/>
-          <w:lang w:val="es-ES"/>
-        </w:rPr>
-        <w:t>conocio</w:t>
-      </w:r>
-      <w:proofErr w:type="spellEnd"/>
-      <w:r>
-        <w:rPr>
-          <w:rFonts w:ascii="Garamond" w:hAnsi="Garamond"/>
-          <w:lang w:val="es-ES"/>
-        </w:rPr>
-        <w:t xml:space="preserve"> David e los otros profetas e los padres santos e todos los otros santos que y </w:t>
-      </w:r>
-      <w:proofErr w:type="spellStart"/>
-      <w:r>
-        <w:rPr>
-          <w:rFonts w:ascii="Garamond" w:hAnsi="Garamond"/>
-          <w:lang w:val="es-ES"/>
-        </w:rPr>
-        <w:t>yazian</w:t>
-      </w:r>
-      <w:proofErr w:type="spellEnd"/>
-      <w:r>
-        <w:rPr>
-          <w:rFonts w:ascii="Garamond" w:hAnsi="Garamond"/>
-          <w:lang w:val="es-ES"/>
-        </w:rPr>
-        <w:t xml:space="preserve"> que aquel era el señor de que ellos </w:t>
-      </w:r>
-      <w:proofErr w:type="spellStart"/>
-      <w:r>
-        <w:rPr>
-          <w:rFonts w:ascii="Garamond" w:hAnsi="Garamond"/>
-          <w:lang w:val="es-ES"/>
-        </w:rPr>
-        <w:t>avian</w:t>
-      </w:r>
-      <w:proofErr w:type="spellEnd"/>
-      <w:r>
-        <w:rPr>
-          <w:rFonts w:ascii="Garamond" w:hAnsi="Garamond"/>
-          <w:lang w:val="es-ES"/>
-        </w:rPr>
-        <w:t xml:space="preserve"> profetizado que los </w:t>
-      </w:r>
-      <w:proofErr w:type="spellStart"/>
-      <w:r>
-        <w:rPr>
-          <w:rFonts w:ascii="Garamond" w:hAnsi="Garamond"/>
-          <w:lang w:val="es-ES"/>
-        </w:rPr>
-        <w:t>avia</w:t>
-      </w:r>
-      <w:proofErr w:type="spellEnd"/>
-      <w:r>
-        <w:rPr>
-          <w:rFonts w:ascii="Garamond" w:hAnsi="Garamond"/>
-          <w:lang w:val="es-ES"/>
-        </w:rPr>
-        <w:t xml:space="preserve"> de sacar de </w:t>
-      </w:r>
-      <w:proofErr w:type="spellStart"/>
-      <w:r>
-        <w:rPr>
-          <w:rFonts w:ascii="Garamond" w:hAnsi="Garamond"/>
-          <w:lang w:val="es-ES"/>
-        </w:rPr>
-        <w:t>alli</w:t>
-      </w:r>
-      <w:proofErr w:type="spellEnd"/>
-      <w:r>
-        <w:rPr>
-          <w:rFonts w:ascii="Garamond" w:hAnsi="Garamond"/>
-          <w:lang w:val="es-ES"/>
-        </w:rPr>
-        <w:t xml:space="preserve"> de aquel mal lugar bien </w:t>
-      </w:r>
-      <w:proofErr w:type="spellStart"/>
-      <w:r>
-        <w:rPr>
-          <w:rFonts w:ascii="Garamond" w:hAnsi="Garamond"/>
-          <w:lang w:val="es-ES"/>
-        </w:rPr>
-        <w:t>asi</w:t>
-      </w:r>
-      <w:proofErr w:type="spellEnd"/>
-      <w:r>
-        <w:rPr>
-          <w:rFonts w:ascii="Garamond" w:hAnsi="Garamond"/>
-          <w:lang w:val="es-ES"/>
-        </w:rPr>
-        <w:t xml:space="preserve"> como lo fizo e luego que los saco de </w:t>
-      </w:r>
-      <w:proofErr w:type="spellStart"/>
-      <w:r>
-        <w:rPr>
-          <w:rFonts w:ascii="Garamond" w:hAnsi="Garamond"/>
-          <w:lang w:val="es-ES"/>
-        </w:rPr>
-        <w:t>alli</w:t>
-      </w:r>
-      <w:proofErr w:type="spellEnd"/>
-      <w:r>
-        <w:rPr>
-          <w:rFonts w:ascii="Garamond" w:hAnsi="Garamond"/>
-          <w:lang w:val="es-ES"/>
-        </w:rPr>
-        <w:t xml:space="preserve"> luego los levo al </w:t>
-      </w:r>
-      <w:proofErr w:type="spellStart"/>
-      <w:r>
-        <w:rPr>
-          <w:rFonts w:ascii="Garamond" w:hAnsi="Garamond"/>
-          <w:lang w:val="es-ES"/>
-        </w:rPr>
-        <w:t>paraiso</w:t>
-      </w:r>
-      <w:proofErr w:type="spellEnd"/>
-      <w:r>
-        <w:rPr>
-          <w:rFonts w:ascii="Garamond" w:hAnsi="Garamond"/>
-          <w:lang w:val="es-ES"/>
-        </w:rPr>
-        <w:t xml:space="preserve"> terrenal e estando Adam en el </w:t>
-      </w:r>
-      <w:proofErr w:type="spellStart"/>
-      <w:r>
-        <w:rPr>
-          <w:rFonts w:ascii="Garamond" w:hAnsi="Garamond"/>
-          <w:lang w:val="es-ES"/>
-        </w:rPr>
-        <w:t>paraiso</w:t>
-      </w:r>
-      <w:proofErr w:type="spellEnd"/>
-      <w:r>
-        <w:rPr>
-          <w:rFonts w:ascii="Garamond" w:hAnsi="Garamond"/>
-          <w:lang w:val="es-ES"/>
-        </w:rPr>
-        <w:t xml:space="preserve"> </w:t>
-      </w:r>
-      <w:proofErr w:type="spellStart"/>
-      <w:r>
-        <w:rPr>
-          <w:rFonts w:ascii="Garamond" w:hAnsi="Garamond"/>
-          <w:lang w:val="es-ES"/>
-        </w:rPr>
-        <w:t>conoscio</w:t>
-      </w:r>
-      <w:proofErr w:type="spellEnd"/>
-      <w:r>
-        <w:rPr>
-          <w:rFonts w:ascii="Garamond" w:hAnsi="Garamond"/>
-          <w:lang w:val="es-ES"/>
-        </w:rPr>
-        <w:t xml:space="preserve"> que aquel era el </w:t>
-      </w:r>
-      <w:proofErr w:type="spellStart"/>
-      <w:r>
-        <w:rPr>
-          <w:rFonts w:ascii="Garamond" w:hAnsi="Garamond"/>
-          <w:lang w:val="es-ES"/>
-        </w:rPr>
-        <w:t>paraiso</w:t>
-      </w:r>
-      <w:proofErr w:type="spellEnd"/>
-      <w:r>
-        <w:rPr>
-          <w:rFonts w:ascii="Garamond" w:hAnsi="Garamond"/>
-          <w:lang w:val="es-ES"/>
-        </w:rPr>
-        <w:t xml:space="preserve"> de donde nuestro señor lo echara por el pecado que </w:t>
-      </w:r>
-      <w:proofErr w:type="spellStart"/>
-      <w:r>
-        <w:rPr>
-          <w:rFonts w:ascii="Garamond" w:hAnsi="Garamond"/>
-          <w:lang w:val="es-ES"/>
-        </w:rPr>
-        <w:t>fiziera</w:t>
-      </w:r>
-      <w:proofErr w:type="spellEnd"/>
-      <w:r>
-        <w:rPr>
-          <w:rFonts w:ascii="Garamond" w:hAnsi="Garamond"/>
-          <w:lang w:val="es-ES"/>
-        </w:rPr>
-        <w:t xml:space="preserve"> estando en el e </w:t>
-      </w:r>
-      <w:proofErr w:type="spellStart"/>
-      <w:r>
-        <w:rPr>
-          <w:rFonts w:ascii="Garamond" w:hAnsi="Garamond"/>
-          <w:lang w:val="es-ES"/>
-        </w:rPr>
-        <w:t>alli</w:t>
-      </w:r>
-      <w:proofErr w:type="spellEnd"/>
-      <w:r>
-        <w:rPr>
-          <w:rFonts w:ascii="Garamond" w:hAnsi="Garamond"/>
-          <w:lang w:val="es-ES"/>
-        </w:rPr>
-        <w:t xml:space="preserve"> lloro el sus pecados e de otra parte ovo </w:t>
-      </w:r>
-      <w:proofErr w:type="spellStart"/>
-      <w:r>
-        <w:rPr>
-          <w:rFonts w:ascii="Garamond" w:hAnsi="Garamond"/>
-          <w:lang w:val="es-ES"/>
-        </w:rPr>
-        <w:t>alegria</w:t>
-      </w:r>
-      <w:proofErr w:type="spellEnd"/>
-      <w:r>
-        <w:rPr>
-          <w:rFonts w:ascii="Garamond" w:hAnsi="Garamond"/>
-          <w:lang w:val="es-ES"/>
-        </w:rPr>
-        <w:t xml:space="preserve"> e </w:t>
-      </w:r>
-      <w:proofErr w:type="spellStart"/>
-      <w:r>
-        <w:rPr>
-          <w:rFonts w:ascii="Garamond" w:hAnsi="Garamond"/>
-          <w:lang w:val="es-ES"/>
-        </w:rPr>
-        <w:t>emienda</w:t>
-      </w:r>
-      <w:proofErr w:type="spellEnd"/>
-      <w:r>
-        <w:rPr>
-          <w:rFonts w:ascii="Garamond" w:hAnsi="Garamond"/>
-          <w:lang w:val="es-ES"/>
-        </w:rPr>
-        <w:t xml:space="preserve"> que era venida a </w:t>
-      </w:r>
-      <w:proofErr w:type="spellStart"/>
-      <w:r>
-        <w:rPr>
-          <w:rFonts w:ascii="Garamond" w:hAnsi="Garamond"/>
-          <w:lang w:val="es-ES"/>
-        </w:rPr>
-        <w:t>el</w:t>
-      </w:r>
-      <w:proofErr w:type="spellEnd"/>
-      <w:r>
-        <w:rPr>
-          <w:rFonts w:ascii="Garamond" w:hAnsi="Garamond"/>
+          <w:rFonts w:ascii="Brill" w:hAnsi="Brill"/>
           <w:lang w:val="es-ES"/>
         </w:rPr>
         <w:t xml:space="preserve"> e todos los otros en la nascencia e en la </w:t>
@@ -1051,7 +898,7 @@
       <w:proofErr w:type="spellStart"/>
       <w:r>
         <w:rPr>
-          <w:rFonts w:ascii="Garamond" w:hAnsi="Garamond"/>
+          <w:rFonts w:ascii="Brill" w:hAnsi="Brill"/>
           <w:lang w:val="es-ES"/>
         </w:rPr>
         <w:t>pasion</w:t>
@@ -1059,7 +906,7 @@
       <w:proofErr w:type="spellEnd"/>
       <w:r>
         <w:rPr>
-          <w:rFonts w:ascii="Garamond" w:hAnsi="Garamond"/>
+          <w:rFonts w:ascii="Brill" w:hAnsi="Brill"/>
           <w:lang w:val="es-ES"/>
         </w:rPr>
         <w:t xml:space="preserve"> de Jesucristo</w:t>
@@ -1076,7 +923,7 @@
 </file>
 
 <file path=word/styles.xml><?xml version="1.0" encoding="utf-8"?>
-<w:styles xmlns:mc="http://schemas.openxmlformats.org/markup-compatibility/2006" xmlns:r="http://schemas.openxmlformats.org/officeDocument/2006/relationships" xmlns:w="http://schemas.openxmlformats.org/wordprocessingml/2006/main" xmlns:w14="http://schemas.microsoft.com/office/word/2010/wordml" xmlns:w15="http://schemas.microsoft.com/office/word/2012/wordml" xmlns:w16cex="http://schemas.microsoft.com/office/word/2018/wordml/cex" xmlns:w16cid="http://schemas.microsoft.com/office/word/2016/wordml/cid" xmlns:w16="http://schemas.microsoft.com/office/word/2018/wordml" xmlns:w16sdtdh="http://schemas.microsoft.com/office/word/2020/wordml/sdtdatahash" xmlns:w16se="http://schemas.microsoft.com/office/word/2015/wordml/symex" mc:Ignorable="w14 w15 w16se w16cid w16 w16cex w16sdtdh">
+<w:styles xmlns:mc="http://schemas.openxmlformats.org/markup-compatibility/2006" xmlns:r="http://schemas.openxmlformats.org/officeDocument/2006/relationships" xmlns:w="http://schemas.openxmlformats.org/wordprocessingml/2006/main" xmlns:w14="http://schemas.microsoft.com/office/word/2010/wordml" xmlns:w15="http://schemas.microsoft.com/office/word/2012/wordml" xmlns:w16cex="http://schemas.microsoft.com/office/word/2018/wordml/cex" xmlns:w16cid="http://schemas.microsoft.com/office/word/2016/wordml/cid" xmlns:w16="http://schemas.microsoft.com/office/word/2018/wordml" xmlns:w16du="http://schemas.microsoft.com/office/word/2023/wordml/word16du" xmlns:w16sdtdh="http://schemas.microsoft.com/office/word/2020/wordml/sdtdatahash" xmlns:w16sdtfl="http://schemas.microsoft.com/office/word/2024/wordml/sdtformatlock" xmlns:w16se="http://schemas.microsoft.com/office/word/2015/wordml/symex" mc:Ignorable="w14 w15 w16se w16cid w16 w16cex w16sdtdh w16sdtfl w16du">
   <w:docDefaults>
     <w:rPrDefault>
       <w:rPr>
